--- a/apollo3-docs.docx
+++ b/apollo3-docs.docx
@@ -15,7 +15,7 @@
         <w:pStyle w:val="Date"/>
       </w:pPr>
       <w:r>
-        <w:t xml:space="preserve">2026-03-16</w:t>
+        <w:t xml:space="preserve">2026-03-25</w:t>
       </w:r>
     </w:p>
     <w:sdt>
@@ -3263,7 +3263,7 @@
         <w:rPr>
           <w:rStyle w:val="VerbatimChar"/>
         </w:rPr>
-        <w:t xml:space="preserve">    - RefSeqChunkEntity (FK → refSeq, CASCADE)</w:t>
+        <w:t xml:space="preserve">    - CheckResultEntity (FK → refSeq, CASCADE)</w:t>
       </w:r>
       <w:r>
         <w:br/>
@@ -3272,15 +3272,6 @@
         <w:rPr>
           <w:rStyle w:val="VerbatimChar"/>
         </w:rPr>
-        <w:t xml:space="preserve">    - CheckResultEntity (FK → refSeq, CASCADE)</w:t>
-      </w:r>
-      <w:r>
-        <w:br/>
-      </w:r>
-      <w:r>
-        <w:rPr>
-          <w:rStyle w:val="VerbatimChar"/>
-        </w:rPr>
         <w:t xml:space="preserve">  - ExportEntity (FK → assembly, CASCADE)</w:t>
       </w:r>
     </w:p>
@@ -3310,7 +3301,7 @@
         <w:t xml:space="preserve"> </w:t>
       </w:r>
       <w:r>
-        <w:t xml:space="preserve">features, chunks, check results, and exports automatically.</w:t>
+        <w:t xml:space="preserve">features, check results, and exports automatically.</w:t>
       </w:r>
     </w:p>
     <w:bookmarkEnd w:id="25"/>
@@ -5838,15 +5829,6 @@
           <w:rStyle w:val="VerbatimChar"/>
         </w:rPr>
         <w:t xml:space="preserve">       ├─ FeatureEntity (FK: refSeq; FK: parent → self)</w:t>
-      </w:r>
-      <w:r>
-        <w:br/>
-      </w:r>
-      <w:r>
-        <w:rPr>
-          <w:rStyle w:val="VerbatimChar"/>
-        </w:rPr>
-        <w:t xml:space="preserve">       ├─ RefSeqChunkEntity (FK: refSeq)</w:t>
       </w:r>
       <w:r>
         <w:br/>
@@ -9690,7 +9672,7 @@
     </w:p>
     <w:bookmarkEnd w:id="78"/>
     <w:bookmarkEnd w:id="79"/>
-    <w:bookmarkStart w:id="84" w:name="authentication--security-audit"/>
+    <w:bookmarkStart w:id="85" w:name="authentication--security-audit"/>
     <w:p>
       <w:pPr>
         <w:pStyle w:val="Heading1"/>
@@ -11203,7 +11185,37 @@
     </w:p>
     <w:bookmarkEnd w:id="80"/>
     <w:bookmarkEnd w:id="81"/>
-    <w:bookmarkStart w:id="82" w:name="verified-secure"/>
+    <w:bookmarkStart w:id="82" w:name="frontend-auth-gating"/>
+    <w:p>
+      <w:pPr>
+        <w:pStyle w:val="Heading2"/>
+      </w:pPr>
+      <w:r>
+        <w:t xml:space="preserve">Frontend Auth Gating</w:t>
+      </w:r>
+    </w:p>
+    <w:p>
+      <w:pPr>
+        <w:pStyle w:val="FirstParagraph"/>
+      </w:pPr>
+      <w:r>
+        <w:t xml:space="preserve">Write actions (adding features, creating annotations) and analysis tools are</w:t>
+      </w:r>
+      <w:r>
+        <w:t xml:space="preserve"> </w:t>
+      </w:r>
+      <w:r>
+        <w:t xml:space="preserve">hidden from unauthenticated and read-only users in the UI. Previously some of</w:t>
+      </w:r>
+      <w:r>
+        <w:t xml:space="preserve"> </w:t>
+      </w:r>
+      <w:r>
+        <w:t xml:space="preserve">these actions were visible but would silently fail.</w:t>
+      </w:r>
+    </w:p>
+    <w:bookmarkEnd w:id="82"/>
+    <w:bookmarkStart w:id="83" w:name="verified-secure"/>
     <w:p>
       <w:pPr>
         <w:pStyle w:val="Heading2"/>
@@ -11296,8 +11308,8 @@
         <w:t xml:space="preserve">has the password)</w:t>
       </w:r>
     </w:p>
-    <w:bookmarkEnd w:id="82"/>
-    <w:bookmarkStart w:id="83" w:name="accepted-risks"/>
+    <w:bookmarkEnd w:id="83"/>
+    <w:bookmarkStart w:id="84" w:name="accepted-risks"/>
     <w:p>
       <w:pPr>
         <w:pStyle w:val="Heading2"/>
@@ -11369,9 +11381,9 @@
         <w:t xml:space="preserve">No token revocation on logout: standard for stateless JWT</w:t>
       </w:r>
     </w:p>
-    <w:bookmarkEnd w:id="83"/>
     <w:bookmarkEnd w:id="84"/>
-    <w:bookmarkStart w:id="94" w:name="bug-fixes-simplifications--code-quality"/>
+    <w:bookmarkEnd w:id="85"/>
+    <w:bookmarkStart w:id="95" w:name="bug-fixes-simplifications--code-quality"/>
     <w:p>
       <w:pPr>
         <w:pStyle w:val="Heading1"/>
@@ -11380,7 +11392,7 @@
         <w:t xml:space="preserve">Bug Fixes, Simplifications &amp; Code Quality</w:t>
       </w:r>
     </w:p>
-    <w:bookmarkStart w:id="88" w:name="bugs-fixed"/>
+    <w:bookmarkStart w:id="89" w:name="bugs-fixed"/>
     <w:p>
       <w:pPr>
         <w:pStyle w:val="Heading2"/>
@@ -11389,7 +11401,7 @@
         <w:t xml:space="preserve">Bugs Fixed</w:t>
       </w:r>
     </w:p>
-    <w:bookmarkStart w:id="85" w:name="X409f2172b3e5805b4df181e2577979e626aa31f"/>
+    <w:bookmarkStart w:id="86" w:name="X409f2172b3e5805b4df181e2577979e626aa31f"/>
     <w:p>
       <w:pPr>
         <w:pStyle w:val="Heading3"/>
@@ -11506,8 +11518,8 @@
         <w:t xml:space="preserve">.</w:t>
       </w:r>
     </w:p>
-    <w:bookmarkEnd w:id="85"/>
-    <w:bookmarkStart w:id="86" w:name="Xaf80de24f9730ca4808f596e18d4f665a5bb6bb"/>
+    <w:bookmarkEnd w:id="86"/>
+    <w:bookmarkStart w:id="87" w:name="Xaf80de24f9730ca4808f596e18d4f665a5bb6bb"/>
     <w:p>
       <w:pPr>
         <w:pStyle w:val="Heading3"/>
@@ -11567,8 +11579,8 @@
         <w:t xml:space="preserve">directly.</w:t>
       </w:r>
     </w:p>
-    <w:bookmarkEnd w:id="86"/>
-    <w:bookmarkStart w:id="87" w:name="Xde8cb5416c0556488f812b4aac41054e70248dd"/>
+    <w:bookmarkEnd w:id="87"/>
+    <w:bookmarkStart w:id="88" w:name="Xde8cb5416c0556488f812b4aac41054e70248dd"/>
     <w:p>
       <w:pPr>
         <w:pStyle w:val="Heading3"/>
@@ -11637,9 +11649,9 @@
         <w:t xml:space="preserve">regions to single primary region (users view one region at a time).</w:t>
       </w:r>
     </w:p>
-    <w:bookmarkEnd w:id="87"/>
     <w:bookmarkEnd w:id="88"/>
-    <w:bookmarkStart w:id="92" w:name="architectural-simplifications"/>
+    <w:bookmarkEnd w:id="89"/>
+    <w:bookmarkStart w:id="93" w:name="architectural-simplifications"/>
     <w:p>
       <w:pPr>
         <w:pStyle w:val="Heading2"/>
@@ -11648,7 +11660,7 @@
         <w:t xml:space="preserve">Architectural Simplifications</w:t>
       </w:r>
     </w:p>
-    <w:bookmarkStart w:id="89" w:name="developer-setup"/>
+    <w:bookmarkStart w:id="90" w:name="developer-setup"/>
     <w:p>
       <w:pPr>
         <w:pStyle w:val="Heading3"/>
@@ -11731,8 +11743,8 @@
         <w:t xml:space="preserve">.</w:t>
       </w:r>
     </w:p>
-    <w:bookmarkEnd w:id="89"/>
-    <w:bookmarkStart w:id="90" w:name="websocket-channels"/>
+    <w:bookmarkEnd w:id="90"/>
+    <w:bookmarkStart w:id="91" w:name="websocket-channels"/>
     <w:p>
       <w:pPr>
         <w:pStyle w:val="Heading3"/>
@@ -11839,8 +11851,8 @@
         <w:t xml:space="preserve">.</w:t>
       </w:r>
     </w:p>
-    <w:bookmarkEnd w:id="90"/>
-    <w:bookmarkStart w:id="91" w:name="internetaccount-removal"/>
+    <w:bookmarkEnd w:id="91"/>
+    <w:bookmarkStart w:id="92" w:name="internetaccount-removal"/>
     <w:p>
       <w:pPr>
         <w:pStyle w:val="Heading3"/>
@@ -11953,9 +11965,9 @@
         <w:t xml:space="preserve">config instead of JWT decode.</w:t>
       </w:r>
     </w:p>
-    <w:bookmarkEnd w:id="91"/>
     <w:bookmarkEnd w:id="92"/>
-    <w:bookmarkStart w:id="93" w:name="code-simplification"/>
+    <w:bookmarkEnd w:id="93"/>
+    <w:bookmarkStart w:id="94" w:name="code-simplification"/>
     <w:p>
       <w:pPr>
         <w:pStyle w:val="Heading2"/>
@@ -12367,9 +12379,9 @@
         </w:tc>
       </w:tr>
     </w:tbl>
-    <w:bookmarkEnd w:id="93"/>
     <w:bookmarkEnd w:id="94"/>
-    <w:bookmarkStart w:id="99" w:name="analysis-tool-integration"/>
+    <w:bookmarkEnd w:id="95"/>
+    <w:bookmarkStart w:id="101" w:name="analysis-tool-integration"/>
     <w:p>
       <w:pPr>
         <w:pStyle w:val="Heading1"/>
@@ -12401,7 +12413,7 @@
         <w:t xml:space="preserve">each tool is an independent runner behind a shared job queue and REST API.</w:t>
       </w:r>
     </w:p>
-    <w:bookmarkStart w:id="95" w:name="api-surface"/>
+    <w:bookmarkStart w:id="96" w:name="api-surface"/>
     <w:p>
       <w:pPr>
         <w:pStyle w:val="Heading2"/>
@@ -12493,8 +12505,8 @@
         <w:t xml:space="preserve">results</w:t>
       </w:r>
     </w:p>
-    <w:bookmarkEnd w:id="95"/>
-    <w:bookmarkStart w:id="96" w:name="built-in-runners"/>
+    <w:bookmarkEnd w:id="96"/>
+    <w:bookmarkStart w:id="97" w:name="built-in-runners"/>
     <w:p>
       <w:pPr>
         <w:pStyle w:val="Heading2"/>
@@ -12586,33 +12598,6 @@
               <w:rPr>
                 <w:rStyle w:val="VerbatimChar"/>
               </w:rPr>
-              <w:t xml:space="preserve">ncbi-blast</w:t>
-            </w:r>
-          </w:p>
-        </w:tc>
-        <w:tc>
-          <w:tcPr/>
-          <w:p>
-            <w:pPr>
-              <w:pStyle w:val="Compact"/>
-            </w:pPr>
-            <w:r>
-              <w:t xml:space="preserve">Same programs forwarded to NCBI's remote BLAST servers</w:t>
-            </w:r>
-          </w:p>
-        </w:tc>
-      </w:tr>
-      <w:tr>
-        <w:tc>
-          <w:tcPr/>
-          <w:p>
-            <w:pPr>
-              <w:pStyle w:val="Compact"/>
-            </w:pPr>
-            <w:r>
-              <w:rPr>
-                <w:rStyle w:val="VerbatimChar"/>
-              </w:rPr>
               <w:t xml:space="preserve">blat</w:t>
             </w:r>
           </w:p>
@@ -12624,7 +12609,7 @@
               <w:pStyle w:val="Compact"/>
             </w:pPr>
             <w:r>
-              <w:t xml:space="preserve">Fast nucleotide/protein alignment against a local BLAT database</w:t>
+              <w:t xml:space="preserve">Fast nucleotide/protein alignment against a local BLAT .2bit database</w:t>
             </w:r>
           </w:p>
         </w:tc>
@@ -12667,6 +12652,33 @@
               <w:rPr>
                 <w:rStyle w:val="VerbatimChar"/>
               </w:rPr>
+              <w:t xml:space="preserve">ispcr</w:t>
+            </w:r>
+          </w:p>
+        </w:tc>
+        <w:tc>
+          <w:tcPr/>
+          <w:p>
+            <w:pPr>
+              <w:pStyle w:val="Compact"/>
+            </w:pPr>
+            <w:r>
+              <w:t xml:space="preserve">In-silico PCR: amplicon prediction from a primer pair via UCSC isPcr</w:t>
+            </w:r>
+          </w:p>
+        </w:tc>
+      </w:tr>
+      <w:tr>
+        <w:tc>
+          <w:tcPr/>
+          <w:p>
+            <w:pPr>
+              <w:pStyle w:val="Compact"/>
+            </w:pPr>
+            <w:r>
+              <w:rPr>
+                <w:rStyle w:val="VerbatimChar"/>
+              </w:rPr>
               <w:t xml:space="preserve">tiberius</w:t>
             </w:r>
           </w:p>
@@ -12689,6 +12701,26 @@
         <w:pStyle w:val="BodyText"/>
       </w:pPr>
       <w:r>
+        <w:t xml:space="preserve">NCBI BLAST is not a server-side runner — the sequence search UI posts directly</w:t>
+      </w:r>
+      <w:r>
+        <w:t xml:space="preserve"> </w:t>
+      </w:r>
+      <w:r>
+        <w:t xml:space="preserve">to blast.ncbi.nlm.nih.gov from the browser, giving users the full NCBI</w:t>
+      </w:r>
+      <w:r>
+        <w:t xml:space="preserve"> </w:t>
+      </w:r>
+      <w:r>
+        <w:t xml:space="preserve">experience without adding job overhead to the Apollo server.</w:t>
+      </w:r>
+    </w:p>
+    <w:p>
+      <w:pPr>
+        <w:pStyle w:val="BodyText"/>
+      </w:pPr>
+      <w:r>
         <w:t xml:space="preserve">Each runner implements the</w:t>
       </w:r>
       <w:r>
@@ -12788,8 +12820,8 @@
         <w:t xml:space="preserve">columns, so no schema changes are needed when adding a new tool.</w:t>
       </w:r>
     </w:p>
-    <w:bookmarkEnd w:id="96"/>
-    <w:bookmarkStart w:id="97" w:name="frontend"/>
+    <w:bookmarkEnd w:id="97"/>
+    <w:bookmarkStart w:id="99" w:name="frontend"/>
     <w:p>
       <w:pPr>
         <w:pStyle w:val="Heading2"/>
@@ -12850,8 +12882,38 @@
         <w:t xml:space="preserve">building databases.</w:t>
       </w:r>
     </w:p>
-    <w:bookmarkEnd w:id="97"/>
-    <w:bookmarkStart w:id="98" w:name="adding-a-new-tool"/>
+    <w:bookmarkStart w:id="98" w:name="auth-gating"/>
+    <w:p>
+      <w:pPr>
+        <w:pStyle w:val="Heading3"/>
+      </w:pPr>
+      <w:r>
+        <w:t xml:space="preserve">Auth gating</w:t>
+      </w:r>
+    </w:p>
+    <w:p>
+      <w:pPr>
+        <w:pStyle w:val="FirstParagraph"/>
+      </w:pPr>
+      <w:r>
+        <w:t xml:space="preserve">Analysis tools are only visible to authenticated users. Unauthenticated visitors</w:t>
+      </w:r>
+      <w:r>
+        <w:t xml:space="preserve"> </w:t>
+      </w:r>
+      <w:r>
+        <w:t xml:space="preserve">do not see analysis menu items and receive clear error messages if they somehow</w:t>
+      </w:r>
+      <w:r>
+        <w:t xml:space="preserve"> </w:t>
+      </w:r>
+      <w:r>
+        <w:t xml:space="preserve">attempt to use them.</w:t>
+      </w:r>
+    </w:p>
+    <w:bookmarkEnd w:id="98"/>
+    <w:bookmarkEnd w:id="99"/>
+    <w:bookmarkStart w:id="100" w:name="adding-a-new-tool"/>
     <w:p>
       <w:pPr>
         <w:pStyle w:val="Heading2"/>
@@ -12970,9 +13032,9 @@
         <w:t xml:space="preserve">from existing tools</w:t>
       </w:r>
     </w:p>
-    <w:bookmarkEnd w:id="98"/>
-    <w:bookmarkEnd w:id="99"/>
-    <w:bookmarkStart w:id="104" w:name="checkresult-data-model-simplification"/>
+    <w:bookmarkEnd w:id="100"/>
+    <w:bookmarkEnd w:id="101"/>
+    <w:bookmarkStart w:id="106" w:name="checkresult-data-model-simplification"/>
     <w:p>
       <w:pPr>
         <w:pStyle w:val="Heading1"/>
@@ -12981,7 +13043,7 @@
         <w:t xml:space="preserve">CheckResult Data Model Simplification</w:t>
       </w:r>
     </w:p>
-    <w:bookmarkStart w:id="100" w:name="change"/>
+    <w:bookmarkStart w:id="102" w:name="change"/>
     <w:p>
       <w:pPr>
         <w:pStyle w:val="Heading2"/>
@@ -13043,8 +13105,8 @@
         <w:t xml:space="preserve">column.</w:t>
       </w:r>
     </w:p>
-    <w:bookmarkEnd w:id="100"/>
-    <w:bookmarkStart w:id="101" w:name="why"/>
+    <w:bookmarkEnd w:id="102"/>
+    <w:bookmarkStart w:id="103" w:name="why"/>
     <w:p>
       <w:pPr>
         <w:pStyle w:val="Heading2"/>
@@ -13135,8 +13197,8 @@
         <w:t xml:space="preserve">query+filter pattern, and prevents indexing.</w:t>
       </w:r>
     </w:p>
-    <w:bookmarkEnd w:id="101"/>
-    <w:bookmarkStart w:id="102" w:name="impact"/>
+    <w:bookmarkEnd w:id="103"/>
+    <w:bookmarkStart w:id="104" w:name="impact"/>
     <w:p>
       <w:pPr>
         <w:pStyle w:val="Heading2"/>
@@ -13377,8 +13439,8 @@
         </w:tc>
       </w:tr>
     </w:tbl>
-    <w:bookmarkEnd w:id="102"/>
-    <w:bookmarkStart w:id="103" w:name="also-done-repository-instance-caching"/>
+    <w:bookmarkEnd w:id="104"/>
+    <w:bookmarkStart w:id="105" w:name="also-done-repository-instance-caching"/>
     <w:p>
       <w:pPr>
         <w:pStyle w:val="Heading2"/>
@@ -13449,9 +13511,9 @@
         <w:t xml:space="preserve">.</w:t>
       </w:r>
     </w:p>
-    <w:bookmarkEnd w:id="103"/>
-    <w:bookmarkEnd w:id="104"/>
-    <w:bookmarkStart w:id="110" w:name="internetaccount-removal-1"/>
+    <w:bookmarkEnd w:id="105"/>
+    <w:bookmarkEnd w:id="106"/>
+    <w:bookmarkStart w:id="112" w:name="internetaccount-removal-1"/>
     <w:p>
       <w:pPr>
         <w:pStyle w:val="Heading1"/>
@@ -13460,7 +13522,7 @@
         <w:t xml:space="preserve">InternetAccount Removal</w:t>
       </w:r>
     </w:p>
-    <w:bookmarkStart w:id="105" w:name="change-1"/>
+    <w:bookmarkStart w:id="107" w:name="change-1"/>
     <w:p>
       <w:pPr>
         <w:pStyle w:val="Heading2"/>
@@ -13504,8 +13566,8 @@
         <w:t xml:space="preserve">management.</w:t>
       </w:r>
     </w:p>
-    <w:bookmarkEnd w:id="105"/>
-    <w:bookmarkStart w:id="106" w:name="why-1"/>
+    <w:bookmarkEnd w:id="107"/>
+    <w:bookmarkStart w:id="108" w:name="why-1"/>
     <w:p>
       <w:pPr>
         <w:pStyle w:val="Heading2"/>
@@ -13588,8 +13650,8 @@
         <w:t xml:space="preserve">(Apollo3 is single-server)</w:t>
       </w:r>
     </w:p>
-    <w:bookmarkEnd w:id="106"/>
-    <w:bookmarkStart w:id="107" w:name="what-moved-where"/>
+    <w:bookmarkEnd w:id="108"/>
+    <w:bookmarkStart w:id="109" w:name="what-moved-where"/>
     <w:p>
       <w:pPr>
         <w:pStyle w:val="Heading2"/>
@@ -13919,8 +13981,8 @@
         </w:tc>
       </w:tr>
     </w:tbl>
-    <w:bookmarkEnd w:id="107"/>
-    <w:bookmarkStart w:id="108" w:name="login-flow-proposed"/>
+    <w:bookmarkEnd w:id="109"/>
+    <w:bookmarkStart w:id="110" w:name="login-flow-proposed"/>
     <w:p>
       <w:pPr>
         <w:pStyle w:val="Heading2"/>
@@ -14052,8 +14114,8 @@
         <w:t xml:space="preserve">Session initializes WebSocket and admin menus based on role</w:t>
       </w:r>
     </w:p>
-    <w:bookmarkEnd w:id="108"/>
-    <w:bookmarkStart w:id="109" w:name="impact-1"/>
+    <w:bookmarkEnd w:id="110"/>
+    <w:bookmarkStart w:id="111" w:name="impact-1"/>
     <w:p>
       <w:pPr>
         <w:pStyle w:val="Heading2"/>
@@ -14217,9 +14279,9 @@
         </w:tc>
       </w:tr>
     </w:tbl>
-    <w:bookmarkEnd w:id="109"/>
-    <w:bookmarkEnd w:id="110"/>
-    <w:bookmarkStart w:id="131" w:name="technical-notes"/>
+    <w:bookmarkEnd w:id="111"/>
+    <w:bookmarkEnd w:id="112"/>
+    <w:bookmarkStart w:id="132" w:name="technical-notes"/>
     <w:p>
       <w:pPr>
         <w:pStyle w:val="Heading1"/>
@@ -14242,7 +14304,7 @@
         <w:t xml:space="preserve">remaining improvement opportunities.</w:t>
       </w:r>
     </w:p>
-    <w:bookmarkStart w:id="119" w:name="X95b4ed584dcf8ea9c7919449b873aed6c9aa698"/>
+    <w:bookmarkStart w:id="121" w:name="X95b4ed584dcf8ea9c7919449b873aed6c9aa698"/>
     <w:p>
       <w:pPr>
         <w:pStyle w:val="Heading2"/>
@@ -14251,7 +14313,7 @@
         <w:t xml:space="preserve">Flat Rows vs Nested Documents: Operation-by-Operation</w:t>
       </w:r>
     </w:p>
-    <w:bookmarkStart w:id="111" w:name="single-feature-edits-most-common"/>
+    <w:bookmarkStart w:id="113" w:name="single-feature-edits-most-common"/>
     <w:p>
       <w:pPr>
         <w:pStyle w:val="Heading3"/>
@@ -14350,8 +14412,8 @@
         <w:t xml:space="preserve">single edits this cost doesn't apply.</w:t>
       </w:r>
     </w:p>
-    <w:bookmarkEnd w:id="111"/>
-    <w:bookmarkStart w:id="112" w:name="adding-features"/>
+    <w:bookmarkEnd w:id="113"/>
+    <w:bookmarkStart w:id="114" w:name="adding-features"/>
     <w:p>
       <w:pPr>
         <w:pStyle w:val="Heading3"/>
@@ -14584,8 +14646,8 @@
         </w:tc>
       </w:tr>
     </w:tbl>
-    <w:bookmarkEnd w:id="112"/>
-    <w:bookmarkStart w:id="113" w:name="deleting-features"/>
+    <w:bookmarkEnd w:id="114"/>
+    <w:bookmarkStart w:id="115" w:name="deleting-features"/>
     <w:p>
       <w:pPr>
         <w:pStyle w:val="Heading3"/>
@@ -14769,8 +14831,8 @@
         </w:tc>
       </w:tr>
     </w:tbl>
-    <w:bookmarkEnd w:id="113"/>
-    <w:bookmarkStart w:id="114" w:name="structural-edits"/>
+    <w:bookmarkEnd w:id="115"/>
+    <w:bookmarkStart w:id="116" w:name="structural-edits"/>
     <w:p>
       <w:pPr>
         <w:pStyle w:val="Heading3"/>
@@ -15011,8 +15073,8 @@
         <w:t xml:space="preserve">separate queries and reparenting, though batching can reduce the overhead.</w:t>
       </w:r>
     </w:p>
-    <w:bookmarkEnd w:id="114"/>
-    <w:bookmarkStart w:id="115" w:name="undo-operations"/>
+    <w:bookmarkEnd w:id="116"/>
+    <w:bookmarkStart w:id="117" w:name="undo-operations"/>
     <w:p>
       <w:pPr>
         <w:pStyle w:val="Heading3"/>
@@ -15050,8 +15112,8 @@
         <w:t xml:space="preserve">bookkeeping. Simpler in the flat model.</w:t>
       </w:r>
     </w:p>
-    <w:bookmarkEnd w:id="115"/>
-    <w:bookmarkStart w:id="116" w:name="read-operations"/>
+    <w:bookmarkEnd w:id="117"/>
+    <w:bookmarkStart w:id="118" w:name="read-operations"/>
     <w:p>
       <w:pPr>
         <w:pStyle w:val="Heading3"/>
@@ -15530,8 +15592,8 @@
         <w:t xml:space="preserve">is a real tradeoff.</w:t>
       </w:r>
     </w:p>
-    <w:bookmarkEnd w:id="116"/>
-    <w:bookmarkStart w:id="117" w:name="operations-mongodb-does-not-do-well"/>
+    <w:bookmarkEnd w:id="118"/>
+    <w:bookmarkStart w:id="119" w:name="operations-mongodb-does-not-do-well"/>
     <w:p>
       <w:pPr>
         <w:pStyle w:val="Heading3"/>
@@ -15645,8 +15707,8 @@
         <w:t xml:space="preserve">requires building nested trees in memory first; OOM on large files.</w:t>
       </w:r>
     </w:p>
-    <w:bookmarkEnd w:id="117"/>
-    <w:bookmarkStart w:id="118" w:name="summary"/>
+    <w:bookmarkEnd w:id="119"/>
+    <w:bookmarkStart w:id="120" w:name="summary"/>
     <w:p>
       <w:pPr>
         <w:pStyle w:val="Heading3"/>
@@ -15699,9 +15761,9 @@
         <w:t xml:space="preserve">for every operation — including simple ones.</w:t>
       </w:r>
     </w:p>
-    <w:bookmarkEnd w:id="118"/>
-    <w:bookmarkEnd w:id="119"/>
-    <w:bookmarkStart w:id="123" w:name="migration-cleanup"/>
+    <w:bookmarkEnd w:id="120"/>
+    <w:bookmarkEnd w:id="121"/>
+    <w:bookmarkStart w:id="125" w:name="migration-cleanup"/>
     <w:p>
       <w:pPr>
         <w:pStyle w:val="Heading2"/>
@@ -15710,7 +15772,7 @@
         <w:t xml:space="preserve">Migration Cleanup</w:t>
       </w:r>
     </w:p>
-    <w:bookmarkStart w:id="120" w:name="unified-execution-path"/>
+    <w:bookmarkStart w:id="122" w:name="unified-execution-path"/>
     <w:p>
       <w:pPr>
         <w:pStyle w:val="Heading3"/>
@@ -15781,8 +15843,8 @@
         <w:t xml:space="preserve">Single code path.</w:t>
       </w:r>
     </w:p>
-    <w:bookmarkEnd w:id="120"/>
-    <w:bookmarkStart w:id="121" w:name="eliminated-featurechange-helpers"/>
+    <w:bookmarkEnd w:id="122"/>
+    <w:bookmarkStart w:id="123" w:name="eliminated-featurechange-helpers"/>
     <w:p>
       <w:pPr>
         <w:pStyle w:val="Heading3"/>
@@ -15880,8 +15942,8 @@
         <w:t xml:space="preserve">.</w:t>
       </w:r>
     </w:p>
-    <w:bookmarkEnd w:id="121"/>
-    <w:bookmarkStart w:id="122" w:name="removed-dead-code"/>
+    <w:bookmarkEnd w:id="123"/>
+    <w:bookmarkStart w:id="124" w:name="removed-dead-code"/>
     <w:p>
       <w:pPr>
         <w:pStyle w:val="Heading3"/>
@@ -16070,9 +16132,9 @@
         <w:t xml:space="preserve">.</w:t>
       </w:r>
     </w:p>
-    <w:bookmarkEnd w:id="122"/>
-    <w:bookmarkEnd w:id="123"/>
-    <w:bookmarkStart w:id="129" w:name="future-work"/>
+    <w:bookmarkEnd w:id="124"/>
+    <w:bookmarkEnd w:id="125"/>
+    <w:bookmarkStart w:id="130" w:name="future-work"/>
     <w:p>
       <w:pPr>
         <w:pStyle w:val="Heading2"/>
@@ -16081,13 +16143,13 @@
         <w:t xml:space="preserve">Future Work</w:t>
       </w:r>
     </w:p>
-    <w:bookmarkStart w:id="124" w:name="remove-refseqchunks-from-the-database"/>
+    <w:bookmarkStart w:id="126" w:name="full-text-search-on-feature-attributes"/>
     <w:p>
       <w:pPr>
         <w:pStyle w:val="Heading3"/>
       </w:pPr>
       <w:r>
-        <w:t xml:space="preserve">Remove RefSeqChunks from the database</w:t>
+        <w:t xml:space="preserve">Full-text search on feature attributes</w:t>
       </w:r>
     </w:p>
     <w:p>
@@ -16095,71 +16157,68 @@
         <w:pStyle w:val="FirstParagraph"/>
       </w:pPr>
       <w:r>
-        <w:t xml:space="preserve">On origin/main, reference sequence data is chunked and stored in</w:t>
-      </w:r>
-      <w:r>
-        <w:t xml:space="preserve"> </w:t>
-      </w:r>
-      <w:r>
-        <w:rPr>
-          <w:rStyle w:val="VerbatimChar"/>
-        </w:rPr>
-        <w:t xml:space="preserve">RefSeqChunkEntity</w:t>
-      </w:r>
-      <w:r>
-        <w:t xml:space="preserve"> </w:t>
-      </w:r>
-      <w:r>
-        <w:t xml:space="preserve">rows in the database. This made sense when MongoDB was the</w:t>
-      </w:r>
-      <w:r>
-        <w:t xml:space="preserve"> </w:t>
-      </w:r>
-      <w:r>
-        <w:t xml:space="preserve">only storage layer, but with the relational migration it may be better to serve</w:t>
-      </w:r>
-      <w:r>
-        <w:t xml:space="preserve"> </w:t>
-      </w:r>
-      <w:r>
-        <w:t xml:space="preserve">reference sequences directly from indexed files (2bit, FASTA with .fai) and</w:t>
-      </w:r>
-      <w:r>
-        <w:t xml:space="preserve"> </w:t>
-      </w:r>
-      <w:r>
-        <w:t xml:space="preserve">remove</w:t>
-      </w:r>
-      <w:r>
-        <w:t xml:space="preserve"> </w:t>
-      </w:r>
-      <w:r>
-        <w:rPr>
-          <w:rStyle w:val="VerbatimChar"/>
-        </w:rPr>
-        <w:t xml:space="preserve">RefSeqChunkEntity</w:t>
-      </w:r>
-      <w:r>
-        <w:t xml:space="preserve"> </w:t>
-      </w:r>
-      <w:r>
-        <w:t xml:space="preserve">entirely. This would reduce database size, simplify</w:t>
-      </w:r>
-      <w:r>
-        <w:t xml:space="preserve"> </w:t>
-      </w:r>
-      <w:r>
-        <w:t xml:space="preserve">the import pipeline, and avoid duplicating data that already exists on disk.</w:t>
-      </w:r>
-    </w:p>
-    <w:bookmarkEnd w:id="124"/>
-    <w:bookmarkStart w:id="125" w:name="full-text-search-on-feature-attributes"/>
+        <w:t xml:space="preserve">Feature attributes are currently stored in a JSON column. Searching inside this</w:t>
+      </w:r>
+      <w:r>
+        <w:t xml:space="preserve"> </w:t>
+      </w:r>
+      <w:r>
+        <w:t xml:space="preserve">column uses</w:t>
+      </w:r>
+      <w:r>
+        <w:t xml:space="preserve"> </w:t>
+      </w:r>
+      <w:r>
+        <w:rPr>
+          <w:rStyle w:val="VerbatimChar"/>
+        </w:rPr>
+        <w:t xml:space="preserve">LIKE</w:t>
+      </w:r>
+      <w:r>
+        <w:t xml:space="preserve">, which is slow, has no ranking, and risks false positives.</w:t>
+      </w:r>
+      <w:r>
+        <w:t xml:space="preserve"> </w:t>
+      </w:r>
+      <w:r>
+        <w:t xml:space="preserve">Options include: SQLite FTS5 or PostgreSQL tsvector for indexed full-text</w:t>
+      </w:r>
+      <w:r>
+        <w:t xml:space="preserve"> </w:t>
+      </w:r>
+      <w:r>
+        <w:t xml:space="preserve">search, or normalizing attributes into a separate</w:t>
+      </w:r>
+      <w:r>
+        <w:t xml:space="preserve"> </w:t>
+      </w:r>
+      <w:r>
+        <w:rPr>
+          <w:rStyle w:val="VerbatimChar"/>
+        </w:rPr>
+        <w:t xml:space="preserve">feature_attribute</w:t>
+      </w:r>
+      <w:r>
+        <w:t xml:space="preserve"> </w:t>
+      </w:r>
+      <w:r>
+        <w:t xml:space="preserve">table for</w:t>
+      </w:r>
+      <w:r>
+        <w:t xml:space="preserve"> </w:t>
+      </w:r>
+      <w:r>
+        <w:t xml:space="preserve">direct indexed queries.</w:t>
+      </w:r>
+    </w:p>
+    <w:bookmarkEnd w:id="126"/>
+    <w:bookmarkStart w:id="127" w:name="r-tree-spatial-indexes"/>
     <w:p>
       <w:pPr>
         <w:pStyle w:val="Heading3"/>
       </w:pPr>
       <w:r>
-        <w:t xml:space="preserve">Full-text search on feature attributes</w:t>
+        <w:t xml:space="preserve">R-tree spatial indexes</w:t>
       </w:r>
     </w:p>
     <w:p>
@@ -16167,68 +16226,44 @@
         <w:pStyle w:val="FirstParagraph"/>
       </w:pPr>
       <w:r>
-        <w:t xml:space="preserve">Feature attributes are currently stored in a JSON column. Searching inside this</w:t>
-      </w:r>
-      <w:r>
-        <w:t xml:space="preserve"> </w:t>
-      </w:r>
-      <w:r>
-        <w:t xml:space="preserve">column uses</w:t>
-      </w:r>
-      <w:r>
-        <w:t xml:space="preserve"> </w:t>
-      </w:r>
-      <w:r>
-        <w:rPr>
-          <w:rStyle w:val="VerbatimChar"/>
-        </w:rPr>
-        <w:t xml:space="preserve">LIKE</w:t>
-      </w:r>
-      <w:r>
-        <w:t xml:space="preserve">, which is slow, has no ranking, and risks false positives.</w:t>
-      </w:r>
-      <w:r>
-        <w:t xml:space="preserve"> </w:t>
-      </w:r>
-      <w:r>
-        <w:t xml:space="preserve">Options include: SQLite FTS5 or PostgreSQL tsvector for indexed full-text</w:t>
-      </w:r>
-      <w:r>
-        <w:t xml:space="preserve"> </w:t>
-      </w:r>
-      <w:r>
-        <w:t xml:space="preserve">search, or normalizing attributes into a separate</w:t>
-      </w:r>
-      <w:r>
-        <w:t xml:space="preserve"> </w:t>
-      </w:r>
-      <w:r>
-        <w:rPr>
-          <w:rStyle w:val="VerbatimChar"/>
-        </w:rPr>
-        <w:t xml:space="preserve">feature_attribute</w:t>
-      </w:r>
-      <w:r>
-        <w:t xml:space="preserve"> </w:t>
-      </w:r>
-      <w:r>
-        <w:t xml:space="preserve">table for</w:t>
-      </w:r>
-      <w:r>
-        <w:t xml:space="preserve"> </w:t>
-      </w:r>
-      <w:r>
-        <w:t xml:space="preserve">direct indexed queries.</w:t>
-      </w:r>
-    </w:p>
-    <w:bookmarkEnd w:id="125"/>
-    <w:bookmarkStart w:id="126" w:name="r-tree-spatial-indexes"/>
+        <w:t xml:space="preserve">Current B-tree on</w:t>
+      </w:r>
+      <w:r>
+        <w:t xml:space="preserve"> </w:t>
+      </w:r>
+      <w:r>
+        <w:rPr>
+          <w:rStyle w:val="VerbatimChar"/>
+        </w:rPr>
+        <w:t xml:space="preserve">(refSeq, min, max)</w:t>
+      </w:r>
+      <w:r>
+        <w:t xml:space="preserve"> </w:t>
+      </w:r>
+      <w:r>
+        <w:t xml:space="preserve">narrows on one bound at a time. R-tree</w:t>
+      </w:r>
+      <w:r>
+        <w:t xml:space="preserve"> </w:t>
+      </w:r>
+      <w:r>
+        <w:t xml:space="preserve">indexes (SQLite native, PostgreSQL GiST) prune on both bounds simultaneously —</w:t>
+      </w:r>
+      <w:r>
+        <w:t xml:space="preserve"> </w:t>
+      </w:r>
+      <w:r>
+        <w:t xml:space="preserve">useful for dense feature regions.</w:t>
+      </w:r>
+    </w:p>
+    <w:bookmarkEnd w:id="127"/>
+    <w:bookmarkStart w:id="128" w:name="bulk-import-via-copy"/>
     <w:p>
       <w:pPr>
         <w:pStyle w:val="Heading3"/>
       </w:pPr>
       <w:r>
-        <w:t xml:space="preserve">R-tree spatial indexes</w:t>
+        <w:t xml:space="preserve">Bulk import via COPY</w:t>
       </w:r>
     </w:p>
     <w:p>
@@ -16236,44 +16271,38 @@
         <w:pStyle w:val="FirstParagraph"/>
       </w:pPr>
       <w:r>
-        <w:t xml:space="preserve">Current B-tree on</w:t>
-      </w:r>
-      <w:r>
-        <w:t xml:space="preserve"> </w:t>
-      </w:r>
-      <w:r>
-        <w:rPr>
-          <w:rStyle w:val="VerbatimChar"/>
-        </w:rPr>
-        <w:t xml:space="preserve">(refSeq, min, max)</w:t>
-      </w:r>
-      <w:r>
-        <w:t xml:space="preserve"> </w:t>
-      </w:r>
-      <w:r>
-        <w:t xml:space="preserve">narrows on one bound at a time. R-tree</w:t>
-      </w:r>
-      <w:r>
-        <w:t xml:space="preserve"> </w:t>
-      </w:r>
-      <w:r>
-        <w:t xml:space="preserve">indexes (SQLite native, PostgreSQL GiST) prune on both bounds simultaneously —</w:t>
-      </w:r>
-      <w:r>
-        <w:t xml:space="preserve"> </w:t>
-      </w:r>
-      <w:r>
-        <w:t xml:space="preserve">useful for dense feature regions.</w:t>
-      </w:r>
-    </w:p>
-    <w:bookmarkEnd w:id="126"/>
-    <w:bookmarkStart w:id="127" w:name="bulk-import-via-copy"/>
+        <w:t xml:space="preserve">PostgreSQL's</w:t>
+      </w:r>
+      <w:r>
+        <w:t xml:space="preserve"> </w:t>
+      </w:r>
+      <w:r>
+        <w:rPr>
+          <w:rStyle w:val="VerbatimChar"/>
+        </w:rPr>
+        <w:t xml:space="preserve">COPY FROM</w:t>
+      </w:r>
+      <w:r>
+        <w:t xml:space="preserve"> </w:t>
+      </w:r>
+      <w:r>
+        <w:t xml:space="preserve">inserts millions of rows/second from flat files. A GFF3</w:t>
+      </w:r>
+      <w:r>
+        <w:t xml:space="preserve"> </w:t>
+      </w:r>
+      <w:r>
+        <w:t xml:space="preserve">→ CSV → COPY pipeline would be faster than ORM-level insertion.</w:t>
+      </w:r>
+    </w:p>
+    <w:bookmarkEnd w:id="128"/>
+    <w:bookmarkStart w:id="129" w:name="explicit-migrations"/>
     <w:p>
       <w:pPr>
         <w:pStyle w:val="Heading3"/>
       </w:pPr>
       <w:r>
-        <w:t xml:space="preserve">Bulk import via COPY</w:t>
+        <w:t xml:space="preserve">Explicit migrations</w:t>
       </w:r>
     </w:p>
     <w:p>
@@ -16281,45 +16310,6 @@
         <w:pStyle w:val="FirstParagraph"/>
       </w:pPr>
       <w:r>
-        <w:t xml:space="preserve">PostgreSQL's</w:t>
-      </w:r>
-      <w:r>
-        <w:t xml:space="preserve"> </w:t>
-      </w:r>
-      <w:r>
-        <w:rPr>
-          <w:rStyle w:val="VerbatimChar"/>
-        </w:rPr>
-        <w:t xml:space="preserve">COPY FROM</w:t>
-      </w:r>
-      <w:r>
-        <w:t xml:space="preserve"> </w:t>
-      </w:r>
-      <w:r>
-        <w:t xml:space="preserve">inserts millions of rows/second from flat files. A GFF3</w:t>
-      </w:r>
-      <w:r>
-        <w:t xml:space="preserve"> </w:t>
-      </w:r>
-      <w:r>
-        <w:t xml:space="preserve">→ CSV → COPY pipeline would be faster than ORM-level insertion.</w:t>
-      </w:r>
-    </w:p>
-    <w:bookmarkEnd w:id="127"/>
-    <w:bookmarkStart w:id="128" w:name="explicit-migrations"/>
-    <w:p>
-      <w:pPr>
-        <w:pStyle w:val="Heading3"/>
-      </w:pPr>
-      <w:r>
-        <w:t xml:space="preserve">Explicit migrations</w:t>
-      </w:r>
-    </w:p>
-    <w:p>
-      <w:pPr>
-        <w:pStyle w:val="FirstParagraph"/>
-      </w:pPr>
-      <w:r>
         <w:t xml:space="preserve">Currently using</w:t>
       </w:r>
       <w:r>
@@ -16350,9 +16340,9 @@
         <w:t xml:space="preserve">restoring the discipline Apollo2 had with Liquibase.</w:t>
       </w:r>
     </w:p>
-    <w:bookmarkEnd w:id="128"/>
     <w:bookmarkEnd w:id="129"/>
-    <w:bookmarkStart w:id="130" w:name="nestjs-code-issues-found"/>
+    <w:bookmarkEnd w:id="130"/>
+    <w:bookmarkStart w:id="131" w:name="nestjs-code-issues-found"/>
     <w:p>
       <w:pPr>
         <w:pStyle w:val="Heading2"/>
@@ -16756,9 +16746,9 @@
         <w:t xml:space="preserve">section.</w:t>
       </w:r>
     </w:p>
-    <w:bookmarkEnd w:id="130"/>
     <w:bookmarkEnd w:id="131"/>
-    <w:bookmarkStart w:id="141" w:name="per-gene-history-tracking"/>
+    <w:bookmarkEnd w:id="132"/>
+    <w:bookmarkStart w:id="142" w:name="per-gene-history-tracking"/>
     <w:p>
       <w:pPr>
         <w:pStyle w:val="Heading1"/>
@@ -16767,7 +16757,7 @@
         <w:t xml:space="preserve">Per-Gene History Tracking</w:t>
       </w:r>
     </w:p>
-    <w:bookmarkStart w:id="132" w:name="background"/>
+    <w:bookmarkStart w:id="133" w:name="background"/>
     <w:p>
       <w:pPr>
         <w:pStyle w:val="Heading2"/>
@@ -16847,8 +16837,8 @@
         <w:t xml:space="preserve">database-specific syntax that breaks cross-DB portability.</w:t>
       </w:r>
     </w:p>
-    <w:bookmarkEnd w:id="132"/>
-    <w:bookmarkStart w:id="136" w:name="the-fix-geneid-column-implemented"/>
+    <w:bookmarkEnd w:id="133"/>
+    <w:bookmarkStart w:id="137" w:name="the-fix-geneid-column-implemented"/>
     <w:p>
       <w:pPr>
         <w:pStyle w:val="Heading2"/>
@@ -17052,7 +17042,7 @@
         <w:t xml:space="preserve">Standard indexed lookup, works identically in SQLite and PostgreSQL, O(log n).</w:t>
       </w:r>
     </w:p>
-    <w:bookmarkStart w:id="133" w:name="comparison"/>
+    <w:bookmarkStart w:id="134" w:name="comparison"/>
     <w:p>
       <w:pPr>
         <w:pStyle w:val="Heading3"/>
@@ -17334,8 +17324,8 @@
         </w:tc>
       </w:tr>
     </w:tbl>
-    <w:bookmarkEnd w:id="133"/>
-    <w:bookmarkStart w:id="134" w:name="what-was-implemented"/>
+    <w:bookmarkEnd w:id="134"/>
+    <w:bookmarkStart w:id="135" w:name="what-was-implemented"/>
     <w:p>
       <w:pPr>
         <w:pStyle w:val="Heading3"/>
@@ -17551,8 +17541,8 @@
         <w:t xml:space="preserve">?geneId=&lt;id&gt;</w:t>
       </w:r>
     </w:p>
-    <w:bookmarkEnd w:id="134"/>
-    <w:bookmarkStart w:id="135" w:name="X520dbec729082c49c844cc3230f1f5b04050b77"/>
+    <w:bookmarkEnd w:id="135"/>
+    <w:bookmarkStart w:id="136" w:name="X520dbec729082c49c844cc3230f1f5b04050b77"/>
     <w:p>
       <w:pPr>
         <w:pStyle w:val="Heading3"/>
@@ -17590,9 +17580,9 @@
         <w:t xml:space="preserve">column retroactively.</w:t>
       </w:r>
     </w:p>
-    <w:bookmarkEnd w:id="135"/>
     <w:bookmarkEnd w:id="136"/>
-    <w:bookmarkStart w:id="140" w:name="apollo-2-data-migration"/>
+    <w:bookmarkEnd w:id="137"/>
+    <w:bookmarkStart w:id="141" w:name="apollo-2-data-migration"/>
     <w:p>
       <w:pPr>
         <w:pStyle w:val="Heading2"/>
@@ -17601,7 +17591,7 @@
         <w:t xml:space="preserve">Apollo 2 Data Migration</w:t>
       </w:r>
     </w:p>
-    <w:bookmarkStart w:id="137" w:name="the-problem-with-gff3-only-migration"/>
+    <w:bookmarkStart w:id="138" w:name="the-problem-with-gff3-only-migration"/>
     <w:p>
       <w:pPr>
         <w:pStyle w:val="Heading3"/>
@@ -17640,8 +17630,8 @@
         <w:t xml:space="preserve">previous states were.</w:t>
       </w:r>
     </w:p>
-    <w:bookmarkEnd w:id="137"/>
-    <w:bookmarkStart w:id="138" w:name="direct-history-migration"/>
+    <w:bookmarkEnd w:id="138"/>
+    <w:bookmarkStart w:id="139" w:name="direct-history-migration"/>
     <w:p>
       <w:pPr>
         <w:pStyle w:val="Heading3"/>
@@ -17960,8 +17950,8 @@
         <w:t xml:space="preserve">implementation).</w:t>
       </w:r>
     </w:p>
-    <w:bookmarkEnd w:id="138"/>
-    <w:bookmarkStart w:id="139" w:name="combined-workflow-apollo-2--apollo-3"/>
+    <w:bookmarkEnd w:id="139"/>
+    <w:bookmarkStart w:id="140" w:name="combined-workflow-apollo-2--apollo-3"/>
     <w:p>
       <w:pPr>
         <w:pStyle w:val="Heading3"/>
@@ -18018,9 +18008,9 @@
         <w:t xml:space="preserve">Verify per-gene history shows unified timeline</w:t>
       </w:r>
     </w:p>
-    <w:bookmarkEnd w:id="139"/>
     <w:bookmarkEnd w:id="140"/>
     <w:bookmarkEnd w:id="141"/>
+    <w:bookmarkEnd w:id="142"/>
     <w:sectPr>
       <w:footnotePr>
         <w:numRestart w:val="eachSect"/>
